--- a/docs/split_site_protocol.docx
+++ b/docs/split_site_protocol.docx
@@ -2,7 +2,7 @@
 <file path=word/document.xml><?xml version="1.0" encoding="utf-8"?>
 <w:document xmlns:w="http://schemas.openxmlformats.org/wordprocessingml/2006/main" xmlns:m="http://schemas.openxmlformats.org/officeDocument/2006/math" xmlns:r="http://schemas.openxmlformats.org/officeDocument/2006/relationships" xmlns:o="urn:schemas-microsoft-com:office:office" xmlns:v="urn:schemas-microsoft-com:vml" xmlns:w10="urn:schemas-microsoft-com:office:word" xmlns:a="http://schemas.openxmlformats.org/drawingml/2006/main" xmlns:pic="http://schemas.openxmlformats.org/drawingml/2006/picture" xmlns:wp="http://schemas.openxmlformats.org/drawingml/2006/wordprocessingDrawing">
   <w:body>
-    <w:bookmarkStart w:id="20" w:name="X015e546854f6e6b1ebe04174845449a11eb1de5"/>
+    <w:bookmarkStart w:id="21" w:name="X015e546854f6e6b1ebe04174845449a11eb1de5"/>
     <w:p>
       <w:pPr>
         <w:pStyle w:val="Heading1"/>
@@ -1229,28 +1229,34 @@
         <w:rPr>
           <w:rStyle w:val="VerbatimChar"/>
         </w:rPr>
-        <w:t xml:space="preserve">bundle.py make --site VCC --to CTH --purpose "..." --since &lt;the last bundle received or sent&gt;</w:t>
-      </w:r>
-      <w:r>
-        <w:t xml:space="preserve">. The tool lists what changed since that</w:t>
-      </w:r>
-      <w:r>
-        <w:t xml:space="preserve"> </w:t>
-      </w:r>
-      <w:r>
-        <w:t xml:space="preserve">bundle, keeps only files the policy allows, runs the content checks on each, and writes</w:t>
-      </w:r>
-      <w:r>
-        <w:t xml:space="preserve"> </w:t>
-      </w:r>
-      <w:r>
-        <w:t xml:space="preserve">the zip, the manifest and the review sheet. If any check fails, no bundle is written.</w:t>
-      </w:r>
-      <w:r>
-        <w:t xml:space="preserve"> </w:t>
-      </w:r>
-      <w:r>
-        <w:t xml:space="preserve">The first bundle from CTH carries the whole shared layer (</w:t>
+        <w:t xml:space="preserve">bundle.py make --site VCC --to CTH --purpose "..."</w:t>
+      </w:r>
+      <w:r>
+        <w:t xml:space="preserve">. The</w:t>
+      </w:r>
+      <w:r>
+        <w:t xml:space="preserve"> </w:t>
+      </w:r>
+      <w:r>
+        <w:t xml:space="preserve">tool works out what the other site does not yet have (§5a), keeps only files the policy</w:t>
+      </w:r>
+      <w:r>
+        <w:t xml:space="preserve"> </w:t>
+      </w:r>
+      <w:r>
+        <w:t xml:space="preserve">allows, runs the content checks on each, and writes the zip, the manifest and the review</w:t>
+      </w:r>
+      <w:r>
+        <w:t xml:space="preserve"> </w:t>
+      </w:r>
+      <w:r>
+        <w:t xml:space="preserve">sheet. If any check fails, no bundle is written. The first bundle from CTH carries the</w:t>
+      </w:r>
+      <w:r>
+        <w:t xml:space="preserve"> </w:t>
+      </w:r>
+      <w:r>
+        <w:t xml:space="preserve">whole shared layer (</w:t>
       </w:r>
       <w:r>
         <w:rPr>
@@ -1495,43 +1501,246 @@
         <w:t xml:space="preserve">two logs ever disagree, the manifests inside the bundles settle it.</w:t>
       </w:r>
     </w:p>
-    <w:bookmarkEnd w:id="13"/>
-    <w:bookmarkStart w:id="14" w:name="traceability-of-results"/>
-    <w:p>
-      <w:pPr>
-        <w:pStyle w:val="Heading2"/>
-      </w:pPr>
-      <w:r>
-        <w:t xml:space="preserve">6 Traceability of results</w:t>
-      </w:r>
-    </w:p>
-    <w:p>
-      <w:pPr>
-        <w:pStyle w:val="FirstParagraph"/>
-      </w:pPr>
-      <w:r>
-        <w:t xml:space="preserve">Every number that reaches a document at Chalmers comes from a committed script with a</w:t>
-      </w:r>
-      <w:r>
-        <w:t xml:space="preserve"> </w:t>
-      </w:r>
-      <w:r>
-        <w:t xml:space="preserve">tracked output; that standing rule extends across the sites. A result table exported from</w:t>
-      </w:r>
-      <w:r>
-        <w:t xml:space="preserve"> </w:t>
-      </w:r>
-      <w:r>
-        <w:t xml:space="preserve">VCC carries a</w:t>
-      </w:r>
-      <w:r>
-        <w:t xml:space="preserve"> </w:t>
-      </w:r>
+    <w:p>
+      <w:pPr>
+        <w:pStyle w:val="Compact"/>
+        <w:numPr>
+          <w:ilvl w:val="0"/>
+          <w:numId w:val="1001"/>
+        </w:numPr>
+      </w:pPr>
       <w:r>
         <w:rPr>
           <w:b/>
           <w:bCs/>
         </w:rPr>
+        <w:t xml:space="preserve">Revoke, if a bundle is not released.</w:t>
+      </w:r>
+      <w:r>
+        <w:t xml:space="preserve"> </w:t>
+      </w:r>
+      <w:r>
+        <w:t xml:space="preserve">A bundle the steward rejects, or that is never</w:t>
+      </w:r>
+      <w:r>
+        <w:t xml:space="preserve"> </w:t>
+      </w:r>
+      <w:r>
+        <w:t xml:space="preserve">e-mailed, is marked with</w:t>
+      </w:r>
+      <w:r>
+        <w:t xml:space="preserve"> </w:t>
+      </w:r>
+      <w:r>
+        <w:rPr>
+          <w:rStyle w:val="VerbatimChar"/>
+        </w:rPr>
+        <w:t xml:space="preserve">bundle.py revoke &lt;id&gt; --reason "..."</w:t>
+      </w:r>
+      <w:r>
+        <w:t xml:space="preserve"> </w:t>
+      </w:r>
+      <w:r>
+        <w:t xml:space="preserve">so that its files are</w:t>
+      </w:r>
+      <w:r>
+        <w:t xml:space="preserve"> </w:t>
+      </w:r>
+      <w:r>
+        <w:t xml:space="preserve">sent again next time (§5a). The tool prints this reminder after every make.</w:t>
+      </w:r>
+    </w:p>
+    <w:bookmarkEnd w:id="13"/>
+    <w:bookmarkStart w:id="14" w:name="X5a31288c906ccc7be4cc37a4a4738a96d544825"/>
+    <w:p>
+      <w:pPr>
+        <w:pStyle w:val="Heading2"/>
+      </w:pPr>
+      <w:r>
+        <w:t xml:space="preserve">5a Only what has changed is sent, and how that is established</w:t>
+      </w:r>
+    </w:p>
+    <w:p>
+      <w:pPr>
+        <w:pStyle w:val="FirstParagraph"/>
+      </w:pPr>
+      <w:r>
+        <w:t xml:space="preserve">After the first shipment, a bundle carries only the files the other site does not already</w:t>
+      </w:r>
+      <w:r>
+        <w:t xml:space="preserve"> </w:t>
+      </w:r>
+      <w:r>
+        <w:t xml:space="preserve">hold. This cannot be established from version control: the two sites share no history, and</w:t>
+      </w:r>
+      <w:r>
+        <w:t xml:space="preserve"> </w:t>
+      </w:r>
+      <w:r>
+        <w:t xml:space="preserve">each site’s commits describe only itself. It is established by content, using the SHA-256</w:t>
+      </w:r>
+      <w:r>
+        <w:t xml:space="preserve"> </w:t>
+      </w:r>
+      <w:r>
+        <w:t xml:space="preserve">hashes the manifests already carry.</w:t>
+      </w:r>
+    </w:p>
+    <w:p>
+      <w:pPr>
+        <w:pStyle w:val="BodyText"/>
+      </w:pPr>
+      <w:r>
+        <w:t xml:space="preserve">Every manifest records the hash of each file the bundle carried, and also of the sender’s</w:t>
+      </w:r>
+      <w:r>
+        <w:t xml:space="preserve"> </w:t>
+      </w:r>
+      <w:r>
+        <w:t xml:space="preserve">entire exportable shared layer at that moment. To prepare a new bundle, the tool replays the</w:t>
+      </w:r>
+      <w:r>
+        <w:t xml:space="preserve"> </w:t>
+      </w:r>
+      <w:r>
+        <w:t xml:space="preserve">manifests of all bundles exchanged with that partner — sent and received alike, since either</w:t>
+      </w:r>
+      <w:r>
+        <w:t xml:space="preserve"> </w:t>
+      </w:r>
+      <w:r>
+        <w:t xml:space="preserve">direction leaves both sites holding the same content for the files it carried — and compares</w:t>
+      </w:r>
+      <w:r>
+        <w:t xml:space="preserve"> </w:t>
+      </w:r>
+      <w:r>
+        <w:t xml:space="preserve">the result against the working tree. Files whose hash differs are included; files genuinely</w:t>
+      </w:r>
+      <w:r>
+        <w:t xml:space="preserve"> </w:t>
+      </w:r>
+      <w:r>
+        <w:t xml:space="preserve">deleted from disk are listed as deletions; everything else is left out, and the review sheet</w:t>
+      </w:r>
+      <w:r>
+        <w:t xml:space="preserve"> </w:t>
+      </w:r>
+      <w:r>
+        <w:t xml:space="preserve">states how many files were unchanged and therefore not re-sent.</w:t>
+      </w:r>
+      <w:r>
+        <w:t xml:space="preserve"> </w:t>
+      </w:r>
+      <w:r>
+        <w:rPr>
+          <w:rStyle w:val="VerbatimChar"/>
+        </w:rPr>
+        <w:t xml:space="preserve">bundle.py peers</w:t>
+      </w:r>
+      <w:r>
+        <w:t xml:space="preserve"> </w:t>
+      </w:r>
+      <w:r>
+        <w:t xml:space="preserve">shows the</w:t>
+      </w:r>
+      <w:r>
+        <w:t xml:space="preserve"> </w:t>
+      </w:r>
+      <w:r>
+        <w:t xml:space="preserve">current picture at any time.</w:t>
+      </w:r>
+    </w:p>
+    <w:p>
+      <w:pPr>
+        <w:pStyle w:val="BodyText"/>
+      </w:pPr>
+      <w:r>
+        <w:t xml:space="preserve">Two safeguards attach to this. A bundle that is made but never released would otherwise</w:t>
+      </w:r>
+      <w:r>
+        <w:t xml:space="preserve"> </w:t>
+      </w:r>
+      <w:r>
+        <w:t xml:space="preserve">leave the tool believing the partner had received it, which is what revocation (step 7)</w:t>
+      </w:r>
+      <w:r>
+        <w:t xml:space="preserve"> </w:t>
+      </w:r>
+      <w:r>
+        <w:t xml:space="preserve">exists for. And because each manifest carries the sender’s whole tree, the receiving site</w:t>
+      </w:r>
+      <w:r>
+        <w:t xml:space="preserve"> </w:t>
+      </w:r>
+      <w:r>
+        <w:t xml:space="preserve">can compare itself against it:</w:t>
+      </w:r>
+      <w:r>
+        <w:t xml:space="preserve"> </w:t>
+      </w:r>
+      <w:r>
+        <w:rPr>
+          <w:rStyle w:val="VerbatimChar"/>
+        </w:rPr>
+        <w:t xml:space="preserve">apply</w:t>
+      </w:r>
+      <w:r>
+        <w:t xml:space="preserve"> </w:t>
+      </w:r>
+      <w:r>
+        <w:t xml:space="preserve">reports any file the sender holds that is missing or</w:t>
+      </w:r>
+      <w:r>
+        <w:t xml:space="preserve"> </w:t>
+      </w:r>
+      <w:r>
+        <w:t xml:space="preserve">different locally, so a file that should have arrived but did not is visible rather than</w:t>
+      </w:r>
+      <w:r>
+        <w:t xml:space="preserve"> </w:t>
+      </w:r>
+      <w:r>
+        <w:t xml:space="preserve">silent.</w:t>
+      </w:r>
+    </w:p>
+    <w:bookmarkEnd w:id="14"/>
+    <w:bookmarkStart w:id="15" w:name="traceability-of-results"/>
+    <w:p>
+      <w:pPr>
+        <w:pStyle w:val="Heading2"/>
+      </w:pPr>
+      <w:r>
+        <w:t xml:space="preserve">6 Traceability of results</w:t>
+      </w:r>
+    </w:p>
+    <w:p>
+      <w:pPr>
+        <w:pStyle w:val="FirstParagraph"/>
+      </w:pPr>
+      <w:r>
+        <w:t xml:space="preserve">Every number that reaches a document at Chalmers comes from a committed script with a</w:t>
+      </w:r>
+      <w:r>
+        <w:t xml:space="preserve"> </w:t>
+      </w:r>
+      <w:r>
+        <w:t xml:space="preserve">tracked output; that standing rule extends across the sites. A result table exported from</w:t>
+      </w:r>
+      <w:r>
+        <w:t xml:space="preserve"> </w:t>
+      </w:r>
+      <w:r>
+        <w:t xml:space="preserve">VCC carries a</w:t>
+      </w:r>
+      <w:r>
+        <w:t xml:space="preserve"> </w:t>
+      </w:r>
+      <w:r>
+        <w:rPr>
+          <w:b/>
+          <w:bCs/>
+        </w:rPr>
         <w:t xml:space="preserve">run record</w:t>
       </w:r>
       <w:r>
@@ -1562,8 +1771,8 @@
         <w:t xml:space="preserve">commit at VCC.</w:t>
       </w:r>
     </w:p>
-    <w:bookmarkEnd w:id="14"/>
-    <w:bookmarkStart w:id="15" w:name="rules-for-the-llm-assistants"/>
+    <w:bookmarkEnd w:id="15"/>
+    <w:bookmarkStart w:id="16" w:name="rules-for-the-llm-assistants"/>
     <w:p>
       <w:pPr>
         <w:pStyle w:val="Heading2"/>
@@ -1748,8 +1957,8 @@
         <w:t xml:space="preserve">When in doubt whether something may leave, it may not.</w:t>
       </w:r>
     </w:p>
-    <w:bookmarkEnd w:id="15"/>
-    <w:bookmarkStart w:id="16" w:name="what-volvo-cars-is-asked-to-decide"/>
+    <w:bookmarkEnd w:id="16"/>
+    <w:bookmarkStart w:id="17" w:name="what-volvo-cars-is-asked-to-decide"/>
     <w:p>
       <w:pPr>
         <w:pStyle w:val="Heading2"/>
@@ -1890,8 +2099,8 @@
         <w:t xml:space="preserve">publications under an agreed review step.</w:t>
       </w:r>
     </w:p>
-    <w:bookmarkEnd w:id="16"/>
-    <w:bookmarkStart w:id="17" w:name="change-control-and-sign-off"/>
+    <w:bookmarkEnd w:id="17"/>
+    <w:bookmarkStart w:id="18" w:name="change-control-and-sign-off"/>
     <w:p>
       <w:pPr>
         <w:pStyle w:val="Heading2"/>
@@ -2122,8 +2331,8 @@
         <w:t xml:space="preserve">, status DRAFT until signed).</w:t>
       </w:r>
     </w:p>
-    <w:bookmarkEnd w:id="17"/>
-    <w:bookmarkStart w:id="18" w:name="appendix-a-the-policy-file-in-brief"/>
+    <w:bookmarkEnd w:id="18"/>
+    <w:bookmarkStart w:id="19" w:name="appendix-a-the-policy-file-in-brief"/>
     <w:p>
       <w:pPr>
         <w:pStyle w:val="Heading2"/>
@@ -2332,8 +2541,8 @@
         <w:t xml:space="preserve">holds the signatures.</w:t>
       </w:r>
     </w:p>
-    <w:bookmarkEnd w:id="18"/>
-    <w:bookmarkStart w:id="19" w:name="appendix-b-commands"/>
+    <w:bookmarkEnd w:id="19"/>
+    <w:bookmarkStart w:id="20" w:name="appendix-b-commands"/>
     <w:p>
       <w:pPr>
         <w:pStyle w:val="Heading2"/>
@@ -2350,7 +2559,7 @@
         <w:rPr>
           <w:rStyle w:val="VerbatimChar"/>
         </w:rPr>
-        <w:t xml:space="preserve">python transfer/bundle.py make  --site VCC --to CTH --purpose "..." --since CTH-2026-09-03-001</w:t>
+        <w:t xml:space="preserve">python transfer/bundle.py make  --site CTH --to VCC --purpose "..." --all    # first bundle only</w:t>
       </w:r>
       <w:r>
         <w:br/>
@@ -2359,7 +2568,7 @@
         <w:rPr>
           <w:rStyle w:val="VerbatimChar"/>
         </w:rPr>
-        <w:t xml:space="preserve">python transfer/bundle.py make  --site CTH --to VCC --purpose "..." --all</w:t>
+        <w:t xml:space="preserve">python transfer/bundle.py make  --site VCC --to CTH --purpose "..."         # every later bundle</w:t>
       </w:r>
       <w:r>
         <w:br/>
@@ -2395,6 +2604,33 @@
         <w:rPr>
           <w:rStyle w:val="VerbatimChar"/>
         </w:rPr>
+        <w:t xml:space="preserve">python transfer/bundle.py peers --site VCC</w:t>
+      </w:r>
+      <w:r>
+        <w:br/>
+      </w:r>
+      <w:r>
+        <w:rPr>
+          <w:rStyle w:val="VerbatimChar"/>
+        </w:rPr>
+        <w:t xml:space="preserve">python transfer/bundle.py revoke &lt;bundle-id&gt; --reason "not released"</w:t>
+      </w:r>
+      <w:r>
+        <w:br/>
+      </w:r>
+      <w:r>
+        <w:rPr>
+          <w:rStyle w:val="VerbatimChar"/>
+        </w:rPr>
+        <w:t xml:space="preserve">python transfer/bundle.py drift transfer/inbox/&lt;bundle&gt;.zip</w:t>
+      </w:r>
+      <w:r>
+        <w:br/>
+      </w:r>
+      <w:r>
+        <w:rPr>
+          <w:rStyle w:val="VerbatimChar"/>
+        </w:rPr>
         <w:t xml:space="preserve">python transfer/bundle.py selftest</w:t>
       </w:r>
       <w:r>
@@ -2425,8 +2661,8 @@
         <w:t xml:space="preserve">python tests/test_transfer.py</w:t>
       </w:r>
     </w:p>
-    <w:bookmarkEnd w:id="19"/>
     <w:bookmarkEnd w:id="20"/>
+    <w:bookmarkEnd w:id="21"/>
     <w:sectPr>
       <w:footnotePr>
         <w:numRestart w:val="eachSect"/>
